--- a/templates/27-lessons-learned-template.docx
+++ b/templates/27-lessons-learned-template.docx
@@ -21,7 +21,7 @@
         <w:pBdr>
           <w:bottom w:val="single" w:sz="6" w:color="D9D8D0"/>
         </w:pBdr>
-        <w:spacing w:before="0" w:after="200" w:line="252" w:lineRule="auto"/>
+        <w:spacing w:before="0" w:after="240" w:line="252" w:lineRule="auto"/>
       </w:pPr>
       <w:r>
         <w:rPr>
@@ -29,110 +29,7 @@
           <w:color w:val="6B6A66"/>
           <w:sz w:val="20"/>
         </w:rPr>
-        <w:t xml:space="preserve">Planning, governance and tracking</w:t>
-      </w:r>
-    </w:p>
-    <w:p>
-      <w:pPr>
-        <w:spacing w:before="0" w:after="40" w:line="252" w:lineRule="auto"/>
-      </w:pPr>
-      <w:r>
-        <w:rPr>
-          <w:rFonts w:ascii="Aptos" w:hAnsi="Aptos"/>
-          <w:b/>
-          <w:caps/>
-          <w:color w:val="6B6A66"/>
-          <w:sz w:val="16"/>
-          <w:spacing w:val="20"/>
-        </w:rPr>
-        <w:t xml:space="preserve">What it is for</w:t>
-      </w:r>
-    </w:p>
-    <w:p>
-      <w:pPr>
-        <w:spacing w:before="0" w:after="160" w:line="252" w:lineRule="auto"/>
-      </w:pPr>
-      <w:r>
-        <w:rPr>
-          <w:rFonts w:ascii="Aptos" w:hAnsi="Aptos"/>
-          <w:color w:val="0B0B0B"/>
-          <w:sz w:val="20"/>
-        </w:rPr>
-        <w:t xml:space="preserve">Assembles what worked, what did not and what should change, from the people who were there, while it is still recoverable.</w:t>
-      </w:r>
-    </w:p>
-    <w:p>
-      <w:pPr>
-        <w:spacing w:before="0" w:after="40" w:line="252" w:lineRule="auto"/>
-      </w:pPr>
-      <w:r>
-        <w:rPr>
-          <w:rFonts w:ascii="Aptos" w:hAnsi="Aptos"/>
-          <w:b/>
-          <w:caps/>
-          <w:color w:val="6B6A66"/>
-          <w:sz w:val="16"/>
-          <w:spacing w:val="20"/>
-        </w:rPr>
-        <w:t xml:space="preserve">Reach for it when</w:t>
-      </w:r>
-    </w:p>
-    <w:p>
-      <w:pPr>
-        <w:spacing w:before="0" w:after="160" w:line="252" w:lineRule="auto"/>
-      </w:pPr>
-      <w:r>
-        <w:rPr>
-          <w:rFonts w:ascii="Aptos" w:hAnsi="Aptos"/>
-          <w:color w:val="0B0B0B"/>
-          <w:sz w:val="20"/>
-        </w:rPr>
-        <w:t xml:space="preserve">Reach for it at the close of a phase or effort, and when the same failure has now happened more than once.</w:t>
-      </w:r>
-    </w:p>
-    <w:p>
-      <w:pPr>
-        <w:spacing w:before="0" w:after="40" w:line="252" w:lineRule="auto"/>
-      </w:pPr>
-      <w:r>
-        <w:rPr>
-          <w:rFonts w:ascii="Aptos" w:hAnsi="Aptos"/>
-          <w:b/>
-          <w:caps/>
-          <w:color w:val="6B6A66"/>
-          <w:sz w:val="16"/>
-          <w:spacing w:val="20"/>
-        </w:rPr>
-        <w:t xml:space="preserve">Most often confused with</w:t>
-      </w:r>
-    </w:p>
-    <w:p>
-      <w:pPr>
-        <w:shd w:val="clear" w:fill="F7F7F5"/>
-        <w:spacing w:before="0" w:after="200" w:line="252" w:lineRule="auto"/>
-      </w:pPr>
-      <w:r>
-        <w:rPr>
-          <w:rFonts w:ascii="Aptos" w:hAnsi="Aptos"/>
-          <w:color w:val="0B0B0B"/>
-          <w:sz w:val="20"/>
-        </w:rPr>
-        <w:t xml:space="preserve">Lessons learned improves how the work is done next time; retrospective performance assessment of business analysis itself sits under task 3.5. The technique is the session, the task is the accountability.</w:t>
-      </w:r>
-    </w:p>
-    <w:p>
-      <w:pPr>
-        <w:spacing w:before="160" w:after="40" w:line="252" w:lineRule="auto"/>
-      </w:pPr>
-      <w:r>
-        <w:rPr>
-          <w:rFonts w:ascii="Aptos" w:hAnsi="Aptos"/>
-          <w:b/>
-          <w:color w:val="184F95"/>
-          <w:sz w:val="18"/>
-          <w:spacing w:val="20"/>
-        </w:rPr>
-        <w:t xml:space="preserve">BLANK TEMPLATE — FILL THIS ONE IN</w:t>
+        <w:t xml:space="preserve">Blank template</w:t>
       </w:r>
     </w:p>
     <w:p>
@@ -144,7 +41,7 @@
           <w:rFonts w:ascii="Aptos" w:hAnsi="Aptos"/>
           <w:b/>
           <w:color w:val="0B0B0B"/>
-          <w:sz w:val="24"/>
+          <w:sz w:val="25"/>
         </w:rPr>
         <w:t xml:space="preserve">Lessons Learned — blank template</w:t>
       </w:r>
@@ -371,7 +268,7 @@
     </w:p>
     <w:p>
       <w:pPr>
-        <w:spacing w:before="0" w:after="160" w:line="252" w:lineRule="auto"/>
+        <w:spacing w:before="40" w:after="80" w:line="252" w:lineRule="auto"/>
       </w:pPr>
       <w:r>
         <w:rPr>
@@ -381,19 +278,6 @@
           <w:sz w:val="18"/>
         </w:rPr>
         <w:t xml:space="preserve">Panels are fixed. An empty panel is a finding, not an omission.</w:t>
-      </w:r>
-    </w:p>
-    <w:p>
-      <w:pPr>
-        <w:spacing w:before="120" w:after="80" w:line="252" w:lineRule="auto"/>
-      </w:pPr>
-      <w:r>
-        <w:rPr>
-          <w:rFonts w:ascii="Aptos" w:hAnsi="Aptos"/>
-          <w:color w:val="6B6A66"/>
-          <w:sz w:val="18"/>
-        </w:rPr>
-        <w:t xml:space="preserve">Tasks that use it: 3.5 Identify Business Analysis Performance Improvements  ·  8.5 Recommend Actions to Increase Solution Value</w:t>
       </w:r>
     </w:p>
     <w:p>
